--- a/klagomål/A 41952-2026 FSC-klagomål.docx
+++ b/klagomål/A 41952-2026 FSC-klagomål.docx
@@ -1663,7 +1663,7 @@
     <w:r>
       <w:tab/>
       <w:tab/>
-      <w:t>2026-10-09</w:t>
+      <w:t>2026-10-10</w:t>
       <w:br/>
       <w:br/>
     </w:r>

--- a/klagomål/A 41952-2026 FSC-klagomål.docx
+++ b/klagomål/A 41952-2026 FSC-klagomål.docx
@@ -1663,7 +1663,7 @@
     <w:r>
       <w:tab/>
       <w:tab/>
-      <w:t>2026-10-10</w:t>
+      <w:t>2026-10-11</w:t>
       <w:br/>
       <w:br/>
     </w:r>

--- a/klagomål/A 41952-2026 FSC-klagomål.docx
+++ b/klagomål/A 41952-2026 FSC-klagomål.docx
@@ -1663,7 +1663,7 @@
     <w:r>
       <w:tab/>
       <w:tab/>
-      <w:t>2026-10-11</w:t>
+      <w:t>2026-10-12</w:t>
       <w:br/>
       <w:br/>
     </w:r>

--- a/klagomål/A 41952-2026 FSC-klagomål.docx
+++ b/klagomål/A 41952-2026 FSC-klagomål.docx
@@ -1663,7 +1663,7 @@
     <w:r>
       <w:tab/>
       <w:tab/>
-      <w:t>2026-10-12</w:t>
+      <w:t>2026-10-13</w:t>
       <w:br/>
       <w:br/>
     </w:r>

--- a/klagomål/A 41952-2026 FSC-klagomål.docx
+++ b/klagomål/A 41952-2026 FSC-klagomål.docx
@@ -1663,7 +1663,7 @@
     <w:r>
       <w:tab/>
       <w:tab/>
-      <w:t>2026-10-13</w:t>
+      <w:t>2026-10-14</w:t>
       <w:br/>
       <w:br/>
     </w:r>

--- a/klagomål/A 41952-2026 FSC-klagomål.docx
+++ b/klagomål/A 41952-2026 FSC-klagomål.docx
@@ -1663,7 +1663,7 @@
     <w:r>
       <w:tab/>
       <w:tab/>
-      <w:t>2026-10-14</w:t>
+      <w:t>2026-10-15</w:t>
       <w:br/>
       <w:br/>
     </w:r>

--- a/klagomål/A 41952-2026 FSC-klagomål.docx
+++ b/klagomål/A 41952-2026 FSC-klagomål.docx
@@ -1663,7 +1663,7 @@
     <w:r>
       <w:tab/>
       <w:tab/>
-      <w:t>2026-10-15</w:t>
+      <w:t>2026-10-16</w:t>
       <w:br/>
       <w:br/>
     </w:r>

--- a/klagomål/A 41952-2026 FSC-klagomål.docx
+++ b/klagomål/A 41952-2026 FSC-klagomål.docx
@@ -1663,7 +1663,7 @@
     <w:r>
       <w:tab/>
       <w:tab/>
-      <w:t>2026-10-16</w:t>
+      <w:t>2026-10-17</w:t>
       <w:br/>
       <w:br/>
     </w:r>

--- a/klagomål/A 41952-2026 FSC-klagomål.docx
+++ b/klagomål/A 41952-2026 FSC-klagomål.docx
@@ -1663,7 +1663,7 @@
     <w:r>
       <w:tab/>
       <w:tab/>
-      <w:t>2026-10-17</w:t>
+      <w:t>2026-10-18</w:t>
       <w:br/>
       <w:br/>
     </w:r>

--- a/klagomål/A 41952-2026 FSC-klagomål.docx
+++ b/klagomål/A 41952-2026 FSC-klagomål.docx
@@ -1663,7 +1663,7 @@
     <w:r>
       <w:tab/>
       <w:tab/>
-      <w:t>2026-10-18</w:t>
+      <w:t>2026-10-19</w:t>
       <w:br/>
       <w:br/>
     </w:r>

--- a/klagomål/A 41952-2026 FSC-klagomål.docx
+++ b/klagomål/A 41952-2026 FSC-klagomål.docx
@@ -1663,7 +1663,7 @@
     <w:r>
       <w:tab/>
       <w:tab/>
-      <w:t>2026-10-19</w:t>
+      <w:t>2026-10-20</w:t>
       <w:br/>
       <w:br/>
     </w:r>

--- a/klagomål/A 41952-2026 FSC-klagomål.docx
+++ b/klagomål/A 41952-2026 FSC-klagomål.docx
@@ -1663,7 +1663,7 @@
     <w:r>
       <w:tab/>
       <w:tab/>
-      <w:t>2026-10-20</w:t>
+      <w:t>2026-10-21</w:t>
       <w:br/>
       <w:br/>
     </w:r>

--- a/klagomål/A 41952-2026 FSC-klagomål.docx
+++ b/klagomål/A 41952-2026 FSC-klagomål.docx
@@ -1663,7 +1663,7 @@
     <w:r>
       <w:tab/>
       <w:tab/>
-      <w:t>2026-10-21</w:t>
+      <w:t>2026-10-22</w:t>
       <w:br/>
       <w:br/>
     </w:r>

--- a/klagomål/A 41952-2026 FSC-klagomål.docx
+++ b/klagomål/A 41952-2026 FSC-klagomål.docx
@@ -1663,7 +1663,7 @@
     <w:r>
       <w:tab/>
       <w:tab/>
-      <w:t>2026-10-22</w:t>
+      <w:t>2026-10-23</w:t>
       <w:br/>
       <w:br/>
     </w:r>

--- a/klagomål/A 41952-2026 FSC-klagomål.docx
+++ b/klagomål/A 41952-2026 FSC-klagomål.docx
@@ -221,7 +221,7 @@
     </w:p>
     <w:p>
       <w:r>
-        <w:t>I och inom 23 meter från avverkningsanmälan finns fynd av 11 naturvårdsarter, varav 6 är rödlistade, 5 är fridlysta, 9 är typiska (T) och 2 är signalarter (S): garnlav (VU, T), knärot (VU, T, §8), lunglav (NT, T), rynkskinn (NT, T), tretåig hackspett (NT, T, §4), ullticka (NT, T), bronshjon (S, T), trådticka (S, T), tjäder (T, §4), fläcknycklar (§8) och revlummer (§9). Se Figur 1.</w:t>
+        <w:t>I och inom 23 meter från avverkningsanmälan finns fynd av 12 naturvårdsarter, varav 6 är rödlistade, 6 är fridlysta, 10 är typiska (T) och 2 är signalarter (S): garnlav (VU, T), knärot (VU, T, §8), lunglav (NT, T), rynkskinn (NT, T), tretåig hackspett (NT, T, §4), ullticka (NT, T), bronshjon (S, T), trådticka (S, T), tjäder (T, §4), tofsmes (T, §4), fläcknycklar (§8) och revlummer (§9). Se Figur 1.</w:t>
       </w:r>
     </w:p>
     <w:p>
@@ -625,6 +625,26 @@
       </w:r>
     </w:p>
     <w:p>
+      <w:r>
+        <w:rPr>
+          <w:b/>
+        </w:rPr>
+        <w:t>Tofsmes (§4)</w:t>
+      </w:r>
+      <w:r>
+        <w:t xml:space="preserve"> häckar i barr- och blandskog, främst i tallskog. Tofsmes är typisk art för </w:t>
+      </w:r>
+      <w:r>
+        <w:rPr>
+          <w:i/>
+        </w:rPr>
+        <w:t xml:space="preserve">9010 Taiga </w:t>
+      </w:r>
+      <w:r>
+        <w:t>(SLU Artdatabanken, 2025).</w:t>
+      </w:r>
+    </w:p>
+    <w:p>
       <w:pPr>
         <w:pStyle w:val="Heading1"/>
       </w:pPr>
@@ -730,7 +750,7 @@
         <w:rPr>
           <w:i/>
         </w:rPr>
-        <w:t>I det avverkningsanmälda skogsområdet har 11 naturvårdsarter varav 6 rödlistade arter sina livsmiljöer och växtplatser.</w:t>
+        <w:t>I det avverkningsanmälda skogsområdet har 12 naturvårdsarter varav 6 rödlistade arter sina livsmiljöer och växtplatser.</w:t>
       </w:r>
     </w:p>
     <w:p>
@@ -1663,7 +1683,7 @@
     <w:r>
       <w:tab/>
       <w:tab/>
-      <w:t>2026-10-23</w:t>
+      <w:t>2026-10-24</w:t>
       <w:br/>
       <w:br/>
     </w:r>

--- a/klagomål/A 41952-2026 FSC-klagomål.docx
+++ b/klagomål/A 41952-2026 FSC-klagomål.docx
@@ -1683,7 +1683,7 @@
     <w:r>
       <w:tab/>
       <w:tab/>
-      <w:t>2026-10-24</w:t>
+      <w:t>2026-10-25</w:t>
       <w:br/>
       <w:br/>
     </w:r>

--- a/klagomål/A 41952-2026 FSC-klagomål.docx
+++ b/klagomål/A 41952-2026 FSC-klagomål.docx
@@ -1683,7 +1683,7 @@
     <w:r>
       <w:tab/>
       <w:tab/>
-      <w:t>2026-10-25</w:t>
+      <w:t>2026-10-26</w:t>
       <w:br/>
       <w:br/>
     </w:r>

--- a/klagomål/A 41952-2026 FSC-klagomål.docx
+++ b/klagomål/A 41952-2026 FSC-klagomål.docx
@@ -1683,7 +1683,7 @@
     <w:r>
       <w:tab/>
       <w:tab/>
-      <w:t>2026-10-26</w:t>
+      <w:t>2026-10-27</w:t>
       <w:br/>
       <w:br/>
     </w:r>

--- a/klagomål/A 41952-2026 FSC-klagomål.docx
+++ b/klagomål/A 41952-2026 FSC-klagomål.docx
@@ -1683,7 +1683,7 @@
     <w:r>
       <w:tab/>
       <w:tab/>
-      <w:t>2026-10-27</w:t>
+      <w:t>2026-10-28</w:t>
       <w:br/>
       <w:br/>
     </w:r>

--- a/klagomål/A 41952-2026 FSC-klagomål.docx
+++ b/klagomål/A 41952-2026 FSC-klagomål.docx
@@ -1683,7 +1683,7 @@
     <w:r>
       <w:tab/>
       <w:tab/>
-      <w:t>2026-10-28</w:t>
+      <w:t>2026-10-29</w:t>
       <w:br/>
       <w:br/>
     </w:r>

--- a/klagomål/A 41952-2026 FSC-klagomål.docx
+++ b/klagomål/A 41952-2026 FSC-klagomål.docx
@@ -1683,7 +1683,7 @@
     <w:r>
       <w:tab/>
       <w:tab/>
-      <w:t>2026-10-29</w:t>
+      <w:t>2026-10-31</w:t>
       <w:br/>
       <w:br/>
     </w:r>
